--- a/lessons/4-3/homework.docx
+++ b/lessons/4-3/homework.docx
@@ -106,7 +106,55 @@
     </w:p>
     <w:p>
       <w:pPr>
-        <w:spacing w:after="60"/>
+        <w:keepNext/>
+        <w:spacing w:after="20" w:before="80"/>
+        <w:jc w:val="center"/>
+      </w:pPr>
+      <w:r>
+        <w:drawing>
+          <wp:inline distT="0" distB="0" distL="0" distR="0">
+            <wp:extent cx="1047750" cy="790575"/>
+            <wp:effectExtent t="0" r="0" b="0" l="0"/>
+            <wp:docPr id="1" name="" descr="" title=""/>
+            <wp:cNvGraphicFramePr>
+              <a:graphicFrameLocks xmlns:a="http://schemas.openxmlformats.org/drawingml/2006/main" noChangeAspect="1"/>
+            </wp:cNvGraphicFramePr>
+            <a:graphic xmlns:a="http://schemas.openxmlformats.org/drawingml/2006/main">
+              <a:graphicData uri="http://schemas.openxmlformats.org/drawingml/2006/picture">
+                <pic:pic xmlns:pic="http://schemas.openxmlformats.org/drawingml/2006/picture">
+                  <pic:nvPicPr>
+                    <pic:cNvPr id="0" name="" descr=""/>
+                    <pic:cNvPicPr>
+                      <a:picLocks noChangeAspect="1" noChangeArrowheads="1"/>
+                    </pic:cNvPicPr>
+                  </pic:nvPicPr>
+                  <pic:blipFill>
+                    <a:blip r:embed="rId7" cstate="none"/>
+                    <a:srcRect/>
+                    <a:stretch>
+                      <a:fillRect/>
+                    </a:stretch>
+                  </pic:blipFill>
+                  <pic:spPr bwMode="auto">
+                    <a:xfrm>
+                      <a:off x="0" y="0"/>
+                      <a:ext cx="1047750" cy="790575"/>
+                    </a:xfrm>
+                    <a:prstGeom prst="rect">
+                      <a:avLst/>
+                    </a:prstGeom>
+                  </pic:spPr>
+                </pic:pic>
+              </a:graphicData>
+            </a:graphic>
+          </wp:inline>
+        </w:drawing>
+      </w:r>
+    </w:p>
+    <w:p>
+      <w:pPr>
+        <w:keepNext/>
+        <w:spacing w:after="120"/>
       </w:pPr>
       <w:r>
         <w:rPr>
@@ -116,12 +164,60 @@
         <w:t xml:space="preserve">Percent (Porcentaje)</w:t>
       </w:r>
       <w:r>
-        <w:t xml:space="preserve"> — A ratio that compares a number to 100</w:t>
-      </w:r>
-    </w:p>
-    <w:p>
-      <w:pPr>
-        <w:spacing w:after="60"/>
+        <w:t xml:space="preserve"> — A way to compare a number to 100, shown with the % sign.</w:t>
+      </w:r>
+    </w:p>
+    <w:p>
+      <w:pPr>
+        <w:keepNext/>
+        <w:spacing w:after="20" w:before="80"/>
+        <w:jc w:val="center"/>
+      </w:pPr>
+      <w:r>
+        <w:drawing>
+          <wp:inline distT="0" distB="0" distL="0" distR="0">
+            <wp:extent cx="1047750" cy="790575"/>
+            <wp:effectExtent t="0" r="0" b="0" l="0"/>
+            <wp:docPr id="1" name="" descr="" title=""/>
+            <wp:cNvGraphicFramePr>
+              <a:graphicFrameLocks xmlns:a="http://schemas.openxmlformats.org/drawingml/2006/main" noChangeAspect="1"/>
+            </wp:cNvGraphicFramePr>
+            <a:graphic xmlns:a="http://schemas.openxmlformats.org/drawingml/2006/main">
+              <a:graphicData uri="http://schemas.openxmlformats.org/drawingml/2006/picture">
+                <pic:pic xmlns:pic="http://schemas.openxmlformats.org/drawingml/2006/picture">
+                  <pic:nvPicPr>
+                    <pic:cNvPr id="0" name="" descr=""/>
+                    <pic:cNvPicPr>
+                      <a:picLocks noChangeAspect="1" noChangeArrowheads="1"/>
+                    </pic:cNvPicPr>
+                  </pic:nvPicPr>
+                  <pic:blipFill>
+                    <a:blip r:embed="rId7" cstate="none"/>
+                    <a:srcRect/>
+                    <a:stretch>
+                      <a:fillRect/>
+                    </a:stretch>
+                  </pic:blipFill>
+                  <pic:spPr bwMode="auto">
+                    <a:xfrm>
+                      <a:off x="0" y="0"/>
+                      <a:ext cx="1047750" cy="790575"/>
+                    </a:xfrm>
+                    <a:prstGeom prst="rect">
+                      <a:avLst/>
+                    </a:prstGeom>
+                  </pic:spPr>
+                </pic:pic>
+              </a:graphicData>
+            </a:graphic>
+          </wp:inline>
+        </w:drawing>
+      </w:r>
+    </w:p>
+    <w:p>
+      <w:pPr>
+        <w:keepNext/>
+        <w:spacing w:after="120"/>
       </w:pPr>
       <w:r>
         <w:rPr>
@@ -131,12 +227,60 @@
         <w:t xml:space="preserve">Greater than 100% (Mayor que 100%)</w:t>
       </w:r>
       <w:r>
-        <w:t xml:space="preserve"> — A percent that represents more than the whole</w:t>
-      </w:r>
-    </w:p>
-    <w:p>
-      <w:pPr>
-        <w:spacing w:after="60"/>
+        <w:t xml:space="preserve"> — A percent bigger than 100%, more than the whole thing.</w:t>
+      </w:r>
+    </w:p>
+    <w:p>
+      <w:pPr>
+        <w:keepNext/>
+        <w:spacing w:after="20" w:before="80"/>
+        <w:jc w:val="center"/>
+      </w:pPr>
+      <w:r>
+        <w:drawing>
+          <wp:inline distT="0" distB="0" distL="0" distR="0">
+            <wp:extent cx="1047750" cy="790575"/>
+            <wp:effectExtent t="0" r="0" b="0" l="0"/>
+            <wp:docPr id="1" name="" descr="" title=""/>
+            <wp:cNvGraphicFramePr>
+              <a:graphicFrameLocks xmlns:a="http://schemas.openxmlformats.org/drawingml/2006/main" noChangeAspect="1"/>
+            </wp:cNvGraphicFramePr>
+            <a:graphic xmlns:a="http://schemas.openxmlformats.org/drawingml/2006/main">
+              <a:graphicData uri="http://schemas.openxmlformats.org/drawingml/2006/picture">
+                <pic:pic xmlns:pic="http://schemas.openxmlformats.org/drawingml/2006/picture">
+                  <pic:nvPicPr>
+                    <pic:cNvPr id="0" name="" descr=""/>
+                    <pic:cNvPicPr>
+                      <a:picLocks noChangeAspect="1" noChangeArrowheads="1"/>
+                    </pic:cNvPicPr>
+                  </pic:nvPicPr>
+                  <pic:blipFill>
+                    <a:blip r:embed="rId7" cstate="none"/>
+                    <a:srcRect/>
+                    <a:stretch>
+                      <a:fillRect/>
+                    </a:stretch>
+                  </pic:blipFill>
+                  <pic:spPr bwMode="auto">
+                    <a:xfrm>
+                      <a:off x="0" y="0"/>
+                      <a:ext cx="1047750" cy="790575"/>
+                    </a:xfrm>
+                    <a:prstGeom prst="rect">
+                      <a:avLst/>
+                    </a:prstGeom>
+                  </pic:spPr>
+                </pic:pic>
+              </a:graphicData>
+            </a:graphic>
+          </wp:inline>
+        </w:drawing>
+      </w:r>
+    </w:p>
+    <w:p>
+      <w:pPr>
+        <w:keepNext/>
+        <w:spacing w:after="120"/>
       </w:pPr>
       <w:r>
         <w:rPr>
@@ -146,12 +290,60 @@
         <w:t xml:space="preserve">Less than 1% (Menor que 1%)</w:t>
       </w:r>
       <w:r>
-        <w:t xml:space="preserve"> — A percent that represents a very small part of the whole</w:t>
-      </w:r>
-    </w:p>
-    <w:p>
-      <w:pPr>
-        <w:spacing w:after="60"/>
+        <w:t xml:space="preserve"> — A percent smaller than 1%, a very tiny part.</w:t>
+      </w:r>
+    </w:p>
+    <w:p>
+      <w:pPr>
+        <w:keepNext/>
+        <w:spacing w:after="20" w:before="80"/>
+        <w:jc w:val="center"/>
+      </w:pPr>
+      <w:r>
+        <w:drawing>
+          <wp:inline distT="0" distB="0" distL="0" distR="0">
+            <wp:extent cx="1047750" cy="790575"/>
+            <wp:effectExtent t="0" r="0" b="0" l="0"/>
+            <wp:docPr id="1" name="" descr="" title=""/>
+            <wp:cNvGraphicFramePr>
+              <a:graphicFrameLocks xmlns:a="http://schemas.openxmlformats.org/drawingml/2006/main" noChangeAspect="1"/>
+            </wp:cNvGraphicFramePr>
+            <a:graphic xmlns:a="http://schemas.openxmlformats.org/drawingml/2006/main">
+              <a:graphicData uri="http://schemas.openxmlformats.org/drawingml/2006/picture">
+                <pic:pic xmlns:pic="http://schemas.openxmlformats.org/drawingml/2006/picture">
+                  <pic:nvPicPr>
+                    <pic:cNvPr id="0" name="" descr=""/>
+                    <pic:cNvPicPr>
+                      <a:picLocks noChangeAspect="1" noChangeArrowheads="1"/>
+                    </pic:cNvPicPr>
+                  </pic:nvPicPr>
+                  <pic:blipFill>
+                    <a:blip r:embed="rId8" cstate="none"/>
+                    <a:srcRect/>
+                    <a:stretch>
+                      <a:fillRect/>
+                    </a:stretch>
+                  </pic:blipFill>
+                  <pic:spPr bwMode="auto">
+                    <a:xfrm>
+                      <a:off x="0" y="0"/>
+                      <a:ext cx="1047750" cy="790575"/>
+                    </a:xfrm>
+                    <a:prstGeom prst="rect">
+                      <a:avLst/>
+                    </a:prstGeom>
+                  </pic:spPr>
+                </pic:pic>
+              </a:graphicData>
+            </a:graphic>
+          </wp:inline>
+        </w:drawing>
+      </w:r>
+    </w:p>
+    <w:p>
+      <w:pPr>
+        <w:keepNext/>
+        <w:spacing w:after="120"/>
       </w:pPr>
       <w:r>
         <w:rPr>
@@ -161,12 +353,60 @@
         <w:t xml:space="preserve">Equivalent (Equivalente)</w:t>
       </w:r>
       <w:r>
-        <w:t xml:space="preserve"> — Having the same value in a different form</w:t>
-      </w:r>
-    </w:p>
-    <w:p>
-      <w:pPr>
-        <w:spacing w:after="60"/>
+        <w:t xml:space="preserve"> — Having the same value, just written a different way.</w:t>
+      </w:r>
+    </w:p>
+    <w:p>
+      <w:pPr>
+        <w:keepNext/>
+        <w:spacing w:after="20" w:before="80"/>
+        <w:jc w:val="center"/>
+      </w:pPr>
+      <w:r>
+        <w:drawing>
+          <wp:inline distT="0" distB="0" distL="0" distR="0">
+            <wp:extent cx="1047750" cy="790575"/>
+            <wp:effectExtent t="0" r="0" b="0" l="0"/>
+            <wp:docPr id="1" name="" descr="" title=""/>
+            <wp:cNvGraphicFramePr>
+              <a:graphicFrameLocks xmlns:a="http://schemas.openxmlformats.org/drawingml/2006/main" noChangeAspect="1"/>
+            </wp:cNvGraphicFramePr>
+            <a:graphic xmlns:a="http://schemas.openxmlformats.org/drawingml/2006/main">
+              <a:graphicData uri="http://schemas.openxmlformats.org/drawingml/2006/picture">
+                <pic:pic xmlns:pic="http://schemas.openxmlformats.org/drawingml/2006/picture">
+                  <pic:nvPicPr>
+                    <pic:cNvPr id="0" name="" descr=""/>
+                    <pic:cNvPicPr>
+                      <a:picLocks noChangeAspect="1" noChangeArrowheads="1"/>
+                    </pic:cNvPicPr>
+                  </pic:nvPicPr>
+                  <pic:blipFill>
+                    <a:blip r:embed="rId9" cstate="none"/>
+                    <a:srcRect/>
+                    <a:stretch>
+                      <a:fillRect/>
+                    </a:stretch>
+                  </pic:blipFill>
+                  <pic:spPr bwMode="auto">
+                    <a:xfrm>
+                      <a:off x="0" y="0"/>
+                      <a:ext cx="1047750" cy="790575"/>
+                    </a:xfrm>
+                    <a:prstGeom prst="rect">
+                      <a:avLst/>
+                    </a:prstGeom>
+                  </pic:spPr>
+                </pic:pic>
+              </a:graphicData>
+            </a:graphic>
+          </wp:inline>
+        </w:drawing>
+      </w:r>
+    </w:p>
+    <w:p>
+      <w:pPr>
+        <w:keepNext/>
+        <w:spacing w:after="120"/>
       </w:pPr>
       <w:r>
         <w:rPr>
@@ -176,7 +416,7 @@
         <w:t xml:space="preserve">Mixed number (Número mixto)</w:t>
       </w:r>
       <w:r>
-        <w:t xml:space="preserve"> — A number made of a whole number and a fraction, used to represent percents greater than 100%</w:t>
+        <w:t xml:space="preserve"> — A whole number plus a fraction, like 1 1/2.</w:t>
       </w:r>
     </w:p>
     <w:p>

--- a/lessons/4-3/homework.docx
+++ b/lessons/4-3/homework.docx
@@ -24,7 +24,7 @@
           <w:i/>
           <w:iCs/>
         </w:rPr>
-        <w:t xml:space="preserve">Lesson 4-3  •  Standard 6.RP.3c</w:t>
+        <w:t xml:space="preserve">Lesson 4-3  •  Standard 6.AT.4</w:t>
       </w:r>
     </w:p>
     <w:p>
@@ -1087,39 +1087,43 @@
           <w:b/>
           <w:bCs/>
         </w:rPr>
-        <w:t xml:space="preserve">6. What is 150% written as a decimal?</w:t>
-      </w:r>
-    </w:p>
-    <w:p>
-      <w:pPr>
-        <w:spacing w:after="40" w:before="0"/>
-      </w:pPr>
-      <w:r>
-        <w:t xml:space="preserve">     A. 1.5</w:t>
-      </w:r>
-    </w:p>
-    <w:p>
-      <w:pPr>
-        <w:spacing w:after="40" w:before="0"/>
-      </w:pPr>
-      <w:r>
-        <w:t xml:space="preserve">     B. 15</w:t>
-      </w:r>
-    </w:p>
-    <w:p>
-      <w:pPr>
-        <w:spacing w:after="40" w:before="0"/>
-      </w:pPr>
-      <w:r>
-        <w:t xml:space="preserve">     C. 0.15</w:t>
-      </w:r>
-    </w:p>
-    <w:p>
-      <w:pPr>
-        <w:spacing w:after="40" w:before="0"/>
-      </w:pPr>
-      <w:r>
-        <w:t xml:space="preserve">     D. 150</w:t>
+        <w:t xml:space="preserve">6. onLevel — Spot the Common Mistake</w:t>
+      </w:r>
+    </w:p>
+    <w:p>
+      <w:pPr>
+        <w:spacing w:after="40" w:before="0"/>
+      </w:pPr>
+      <w:r>
+        <w:t xml:space="preserve">   Step 1 (Read): A student is working on Percents Greater Than 100% and Less Than 1%.</w:t>
+      </w:r>
+    </w:p>
+    <w:p>
+      <w:pPr>
+        <w:spacing w:after="40" w:before="0"/>
+      </w:pPr>
+      <w:r>
+        <w:t xml:space="preserve">   Step 2 (Attempt): They ignored the rule: To change any percent to a decimal, divide by 100 (move the decimal point two places to the left).</w:t>
+      </w:r>
+    </w:p>
+    <w:p>
+      <w:pPr>
+        <w:spacing w:after="40" w:before="0"/>
+      </w:pPr>
+      <w:r>
+        <w:t xml:space="preserve">   Step 3 (Check): The answer does not match the math rule from class.</w:t>
+      </w:r>
+    </w:p>
+    <w:p>
+      <w:pPr>
+        <w:spacing w:after="60" w:before="0"/>
+      </w:pPr>
+      <w:r>
+        <w:rPr>
+          <w:i/>
+          <w:iCs/>
+        </w:rPr>
+        <w:t xml:space="preserve">Which step has the mistake? Explain and fix it:</w:t>
       </w:r>
     </w:p>
     <w:p>
@@ -1135,6 +1139,28 @@
     </w:p>
     <w:p>
       <w:pPr>
+        <w:spacing w:after="60" w:before="120"/>
+      </w:pPr>
+      <w:r>
+        <w:rPr>
+          <w:color w:val="BBBBBB"/>
+        </w:rPr>
+        <w:t xml:space="preserve">______________________________________________________________________</w:t>
+      </w:r>
+    </w:p>
+    <w:p>
+      <w:pPr>
+        <w:spacing w:after="60" w:before="120"/>
+      </w:pPr>
+      <w:r>
+        <w:rPr>
+          <w:color w:val="BBBBBB"/>
+        </w:rPr>
+        <w:t xml:space="preserve">______________________________________________________________________</w:t>
+      </w:r>
+    </w:p>
+    <w:p>
+      <w:pPr>
         <w:spacing w:after="80" w:before="0"/>
       </w:pPr>
       <w:r>
@@ -1142,7 +1168,169 @@
           <w:b/>
           <w:bCs/>
         </w:rPr>
-        <w:t xml:space="preserve">7. What is 0.5% written as a decimal?</w:t>
+        <w:t xml:space="preserve">7. Sort each arcade percent into the right bin: is it less than 1%, between 1% and 100%, or greater than 100%?</w:t>
+      </w:r>
+    </w:p>
+    <w:p>
+      <w:pPr>
+        <w:spacing w:after="80" w:before="0"/>
+      </w:pPr>
+      <w:r>
+        <w:rPr>
+          <w:i/>
+          <w:iCs/>
+        </w:rPr>
+        <w:t xml:space="preserve">Groups: Less than 1%   |   Between 1% and 100%   |   Greater than 100%</w:t>
+      </w:r>
+    </w:p>
+    <w:p>
+      <w:pPr>
+        <w:spacing w:after="40" w:before="0"/>
+      </w:pPr>
+      <w:r>
+        <w:t xml:space="preserve">   • 0.5% bonus boost   → __________________</w:t>
+      </w:r>
+    </w:p>
+    <w:p>
+      <w:pPr>
+        <w:spacing w:after="40" w:before="0"/>
+      </w:pPr>
+      <w:r>
+        <w:t xml:space="preserve">   • 0.1% rare drop chance   → __________________</w:t>
+      </w:r>
+    </w:p>
+    <w:p>
+      <w:pPr>
+        <w:spacing w:after="40" w:before="0"/>
+      </w:pPr>
+      <w:r>
+        <w:t xml:space="preserve">   • 0.05% jackpot odds   → __________________</w:t>
+      </w:r>
+    </w:p>
+    <w:p>
+      <w:pPr>
+        <w:spacing w:after="40" w:before="0"/>
+      </w:pPr>
+      <w:r>
+        <w:t xml:space="preserve">   • 12% combo bonus   → __________________</w:t>
+      </w:r>
+    </w:p>
+    <w:p>
+      <w:pPr>
+        <w:spacing w:after="40" w:before="0"/>
+      </w:pPr>
+      <w:r>
+        <w:t xml:space="preserve">   • 85% battery left   → __________________</w:t>
+      </w:r>
+    </w:p>
+    <w:p>
+      <w:pPr>
+        <w:spacing w:after="40" w:before="0"/>
+      </w:pPr>
+      <w:r>
+        <w:t xml:space="preserve">   • 100% goal reached   → __________________</w:t>
+      </w:r>
+    </w:p>
+    <w:p>
+      <w:pPr>
+        <w:spacing w:after="40" w:before="0"/>
+      </w:pPr>
+      <w:r>
+        <w:t xml:space="preserve">   • 150% of high score   → __________________</w:t>
+      </w:r>
+    </w:p>
+    <w:p>
+      <w:pPr>
+        <w:spacing w:after="40" w:before="0"/>
+      </w:pPr>
+      <w:r>
+        <w:t xml:space="preserve">   • 225% damage power-up   → __________________</w:t>
+      </w:r>
+    </w:p>
+    <w:p>
+      <w:pPr>
+        <w:spacing w:after="40" w:before="0"/>
+      </w:pPr>
+      <w:r>
+        <w:t xml:space="preserve">   • 300% token jackpot   → __________________</w:t>
+      </w:r>
+    </w:p>
+    <w:p>
+      <w:pPr>
+        <w:spacing w:after="60" w:before="120"/>
+      </w:pPr>
+      <w:r>
+        <w:rPr>
+          <w:color w:val="BBBBBB"/>
+        </w:rPr>
+        <w:t xml:space="preserve">______________________________________________________________________</w:t>
+      </w:r>
+    </w:p>
+    <w:p>
+      <w:pPr>
+        <w:spacing w:after="80" w:before="0"/>
+      </w:pPr>
+      <w:r>
+        <w:rPr>
+          <w:b/>
+          <w:bCs/>
+        </w:rPr>
+        <w:t xml:space="preserve">8. A power-up boosts your damage to 150% of normal. Written as a decimal and a fraction, 150% equals:</w:t>
+      </w:r>
+    </w:p>
+    <w:p>
+      <w:pPr>
+        <w:spacing w:after="40" w:before="0"/>
+      </w:pPr>
+      <w:r>
+        <w:t xml:space="preserve">     A. 1.5 = 3/2</w:t>
+      </w:r>
+    </w:p>
+    <w:p>
+      <w:pPr>
+        <w:spacing w:after="40" w:before="0"/>
+      </w:pPr>
+      <w:r>
+        <w:t xml:space="preserve">     B. 0.15 = 3/20</w:t>
+      </w:r>
+    </w:p>
+    <w:p>
+      <w:pPr>
+        <w:spacing w:after="40" w:before="0"/>
+      </w:pPr>
+      <w:r>
+        <w:t xml:space="preserve">     C. 15 = 15/1</w:t>
+      </w:r>
+    </w:p>
+    <w:p>
+      <w:pPr>
+        <w:spacing w:after="40" w:before="0"/>
+      </w:pPr>
+      <w:r>
+        <w:t xml:space="preserve">     D. 0.015 = 3/200</w:t>
+      </w:r>
+    </w:p>
+    <w:p>
+      <w:pPr>
+        <w:spacing w:after="60" w:before="120"/>
+      </w:pPr>
+      <w:r>
+        <w:rPr>
+          <w:color w:val="BBBBBB"/>
+        </w:rPr>
+        <w:t xml:space="preserve">______________________________________________________________________</w:t>
+      </w:r>
+    </w:p>
+    <w:p>
+      <w:pPr>
+        <w:spacing w:after="80" w:before="0"/>
+      </w:pPr>
+      <w:r>
+        <w:rPr>
+          <w:b/>
+          <w:bCs/>
+        </w:rPr>
+        <w:t xml:space="preserve">9. A rare game item has a 0.5% drop chance. What is 0.5% written as a decimal?</w:t>
       </w:r>
     </w:p>
     <w:p>
@@ -1158,15 +1346,15 @@
         <w:spacing w:after="40" w:before="0"/>
       </w:pPr>
       <w:r>
-        <w:t xml:space="preserve">     B. 0.5</w:t>
-      </w:r>
-    </w:p>
-    <w:p>
-      <w:pPr>
-        <w:spacing w:after="40" w:before="0"/>
-      </w:pPr>
-      <w:r>
-        <w:t xml:space="preserve">     C. 0.05</w:t>
+        <w:t xml:space="preserve">     B. 0.05</w:t>
+      </w:r>
+    </w:p>
+    <w:p>
+      <w:pPr>
+        <w:spacing w:after="40" w:before="0"/>
+      </w:pPr>
+      <w:r>
+        <w:t xml:space="preserve">     C. 0.5</w:t>
       </w:r>
     </w:p>
     <w:p>
@@ -1197,94 +1385,39 @@
           <w:b/>
           <w:bCs/>
         </w:rPr>
-        <w:t xml:space="preserve">8. A price rises to 120% of its original value. The original was $40. What is the new price?</w:t>
-      </w:r>
-    </w:p>
-    <w:p>
-      <w:pPr>
-        <w:spacing w:after="40" w:before="0"/>
-      </w:pPr>
-      <w:r>
-        <w:t xml:space="preserve">     A. $48</w:t>
-      </w:r>
-    </w:p>
-    <w:p>
-      <w:pPr>
-        <w:spacing w:after="40" w:before="0"/>
-      </w:pPr>
-      <w:r>
-        <w:t xml:space="preserve">     B. $44</w:t>
-      </w:r>
-    </w:p>
-    <w:p>
-      <w:pPr>
-        <w:spacing w:after="40" w:before="0"/>
-      </w:pPr>
-      <w:r>
-        <w:t xml:space="preserve">     C. $60</w:t>
-      </w:r>
-    </w:p>
-    <w:p>
-      <w:pPr>
-        <w:spacing w:after="40" w:before="0"/>
-      </w:pPr>
-      <w:r>
-        <w:t xml:space="preserve">     D. $52</w:t>
-      </w:r>
-    </w:p>
-    <w:p>
-      <w:pPr>
-        <w:spacing w:after="60" w:before="120"/>
-      </w:pPr>
-      <w:r>
-        <w:rPr>
-          <w:color w:val="BBBBBB"/>
-        </w:rPr>
-        <w:t xml:space="preserve">______________________________________________________________________</w:t>
-      </w:r>
-    </w:p>
-    <w:p>
-      <w:pPr>
-        <w:spacing w:after="80" w:before="0"/>
-      </w:pPr>
-      <w:r>
-        <w:rPr>
-          <w:b/>
-          <w:bCs/>
-        </w:rPr>
-        <w:t xml:space="preserve">9. Which is the smallest value?</w:t>
-      </w:r>
-    </w:p>
-    <w:p>
-      <w:pPr>
-        <w:spacing w:after="40" w:before="0"/>
-      </w:pPr>
-      <w:r>
-        <w:t xml:space="preserve">     A. 0.2%</w:t>
-      </w:r>
-    </w:p>
-    <w:p>
-      <w:pPr>
-        <w:spacing w:after="40" w:before="0"/>
-      </w:pPr>
-      <w:r>
-        <w:t xml:space="preserve">     B. 2%</w:t>
-      </w:r>
-    </w:p>
-    <w:p>
-      <w:pPr>
-        <w:spacing w:after="40" w:before="0"/>
-      </w:pPr>
-      <w:r>
-        <w:t xml:space="preserve">     C. 20%</w:t>
-      </w:r>
-    </w:p>
-    <w:p>
-      <w:pPr>
-        <w:spacing w:after="40" w:before="0"/>
-      </w:pPr>
-      <w:r>
-        <w:t xml:space="preserve">     D. 0.2</w:t>
+        <w:t xml:space="preserve">10. Could this really happen? Your phone shows it is charged to 0.5% — about how much of a 4,000 mAh battery is that?</w:t>
+      </w:r>
+    </w:p>
+    <w:p>
+      <w:pPr>
+        <w:spacing w:after="40" w:before="0"/>
+      </w:pPr>
+      <w:r>
+        <w:t xml:space="preserve">     A. About 20 mAh — a tiny sliver, almost empty</w:t>
+      </w:r>
+    </w:p>
+    <w:p>
+      <w:pPr>
+        <w:spacing w:after="40" w:before="0"/>
+      </w:pPr>
+      <w:r>
+        <w:t xml:space="preserve">     B. About 2,000 mAh — half full</w:t>
+      </w:r>
+    </w:p>
+    <w:p>
+      <w:pPr>
+        <w:spacing w:after="40" w:before="0"/>
+      </w:pPr>
+      <w:r>
+        <w:t xml:space="preserve">     C. About 4,200 mAh — more than full</w:t>
+      </w:r>
+    </w:p>
+    <w:p>
+      <w:pPr>
+        <w:spacing w:after="40" w:before="0"/>
+      </w:pPr>
+      <w:r>
+        <w:t xml:space="preserve">     D. About 200 mAh — a quarter full</w:t>
       </w:r>
     </w:p>
     <w:p>
@@ -1330,10 +1463,22 @@
     </w:p>
     <w:p>
       <w:pPr>
+        <w:spacing w:after="20" w:before="0"/>
+      </w:pPr>
+      <w:r>
+        <w:t xml:space="preserve">     1.25 = 125%, which is greater than 100%. The other values are all less than 1 (less than 100%).</w:t>
+      </w:r>
+    </w:p>
+    <w:p>
+      <w:pPr>
         <w:spacing w:after="80" w:before="0"/>
       </w:pPr>
       <w:r>
-        <w:t xml:space="preserve">     1.25 = 125%, which is greater than 100%. The other values are all less than 1 (less than 100%).</w:t>
+        <w:rPr>
+          <w:i/>
+          <w:iCs/>
+        </w:rPr>
+        <w:t xml:space="preserve">     Watch for: A common mistake in Percents Greater Than 100% and Less Than 1% is skipping the key idea: "To change any percent to a decimal, divide by 100 (move the decimal point two places to the left)." — always check your work against this rule before you submit.</w:t>
       </w:r>
     </w:p>
     <w:p>
@@ -1350,10 +1495,22 @@
     </w:p>
     <w:p>
       <w:pPr>
+        <w:spacing w:after="20" w:before="0"/>
+      </w:pPr>
+      <w:r>
+        <w:t xml:space="preserve">     200% ÷ 100 = 2.0. Percents greater than 100% become decimals greater than 1.</w:t>
+      </w:r>
+    </w:p>
+    <w:p>
+      <w:pPr>
         <w:spacing w:after="80" w:before="0"/>
       </w:pPr>
       <w:r>
-        <w:t xml:space="preserve">     200% ÷ 100 = 2.0. Percents greater than 100% become decimals greater than 1.</w:t>
+        <w:rPr>
+          <w:i/>
+          <w:iCs/>
+        </w:rPr>
+        <w:t xml:space="preserve">     Watch for: A common mistake in Percents Greater Than 100% and Less Than 1% is skipping the key idea: "To change any percent to a decimal, divide by 100 (move the decimal point two places to the left)." — always check your work against this rule before you submit.</w:t>
       </w:r>
     </w:p>
     <w:p>
@@ -1438,10 +1595,22 @@
     </w:p>
     <w:p>
       <w:pPr>
+        <w:spacing w:after="20" w:before="0"/>
+      </w:pPr>
+      <w:r>
+        <w:t xml:space="preserve">     0.4% = 0.4 ÷ 100 = 0.004. Move the decimal point two places to the left.</w:t>
+      </w:r>
+    </w:p>
+    <w:p>
+      <w:pPr>
         <w:spacing w:after="80" w:before="0"/>
       </w:pPr>
       <w:r>
-        <w:t xml:space="preserve">     0.4% = 0.4 ÷ 100 = 0.004. Move the decimal point two places to the left.</w:t>
+        <w:rPr>
+          <w:i/>
+          <w:iCs/>
+        </w:rPr>
+        <w:t xml:space="preserve">     Watch for: A common mistake in Percents Greater Than 100% and Less Than 1% is skipping the key idea: "To change any percent to a decimal, divide by 100 (move the decimal point two places to the left)." — always check your work against this rule before you submit.</w:t>
       </w:r>
     </w:p>
     <w:p>
@@ -1521,7 +1690,135 @@
           <w:b/>
           <w:bCs/>
         </w:rPr>
-        <w:t xml:space="preserve">6. A. 1.5</w:t>
+        <w:t xml:space="preserve">6. onLevel — Spot the Common Mistake</w:t>
+      </w:r>
+    </w:p>
+    <w:p>
+      <w:pPr>
+        <w:spacing w:after="20" w:before="0"/>
+      </w:pPr>
+      <w:r>
+        <w:t xml:space="preserve">     The mistake is in Step 2.</w:t>
+      </w:r>
+    </w:p>
+    <w:p>
+      <w:pPr>
+        <w:spacing w:after="20" w:before="0"/>
+      </w:pPr>
+      <w:r>
+        <w:t xml:space="preserve">     Correct work: Follow the key idea: To change any percent to a decimal, divide by 100 (move the decimal point two places to the left).</w:t>
+      </w:r>
+    </w:p>
+    <w:p>
+      <w:pPr>
+        <w:spacing w:after="40" w:before="0"/>
+      </w:pPr>
+      <w:r>
+        <w:rPr>
+          <w:b/>
+          <w:bCs/>
+        </w:rPr>
+        <w:t xml:space="preserve">7. Correct groups:</w:t>
+      </w:r>
+    </w:p>
+    <w:p>
+      <w:pPr>
+        <w:spacing w:after="20" w:before="0"/>
+      </w:pPr>
+      <w:r>
+        <w:t xml:space="preserve">     0.5% bonus boost → Less than 1%</w:t>
+      </w:r>
+    </w:p>
+    <w:p>
+      <w:pPr>
+        <w:spacing w:after="20" w:before="0"/>
+      </w:pPr>
+      <w:r>
+        <w:t xml:space="preserve">     0.1% rare drop chance → Less than 1%</w:t>
+      </w:r>
+    </w:p>
+    <w:p>
+      <w:pPr>
+        <w:spacing w:after="20" w:before="0"/>
+      </w:pPr>
+      <w:r>
+        <w:t xml:space="preserve">     0.05% jackpot odds → Less than 1%</w:t>
+      </w:r>
+    </w:p>
+    <w:p>
+      <w:pPr>
+        <w:spacing w:after="20" w:before="0"/>
+      </w:pPr>
+      <w:r>
+        <w:t xml:space="preserve">     12% combo bonus → Between 1% and 100%</w:t>
+      </w:r>
+    </w:p>
+    <w:p>
+      <w:pPr>
+        <w:spacing w:after="20" w:before="0"/>
+      </w:pPr>
+      <w:r>
+        <w:t xml:space="preserve">     85% battery left → Between 1% and 100%</w:t>
+      </w:r>
+    </w:p>
+    <w:p>
+      <w:pPr>
+        <w:spacing w:after="20" w:before="0"/>
+      </w:pPr>
+      <w:r>
+        <w:t xml:space="preserve">     100% goal reached → Between 1% and 100%</w:t>
+      </w:r>
+    </w:p>
+    <w:p>
+      <w:pPr>
+        <w:spacing w:after="20" w:before="0"/>
+      </w:pPr>
+      <w:r>
+        <w:t xml:space="preserve">     150% of high score → Greater than 100%</w:t>
+      </w:r>
+    </w:p>
+    <w:p>
+      <w:pPr>
+        <w:spacing w:after="20" w:before="0"/>
+      </w:pPr>
+      <w:r>
+        <w:t xml:space="preserve">     225% damage power-up → Greater than 100%</w:t>
+      </w:r>
+    </w:p>
+    <w:p>
+      <w:pPr>
+        <w:spacing w:after="20" w:before="0"/>
+      </w:pPr>
+      <w:r>
+        <w:t xml:space="preserve">     300% token jackpot → Greater than 100%</w:t>
+      </w:r>
+    </w:p>
+    <w:p>
+      <w:pPr>
+        <w:spacing w:after="40" w:before="0"/>
+      </w:pPr>
+      <w:r>
+        <w:t xml:space="preserve"/>
+      </w:r>
+    </w:p>
+    <w:p>
+      <w:pPr>
+        <w:spacing w:after="40" w:before="0"/>
+      </w:pPr>
+      <w:r>
+        <w:rPr>
+          <w:b/>
+          <w:bCs/>
+        </w:rPr>
+        <w:t xml:space="preserve">8. A. 1.5 = 3/2</w:t>
+      </w:r>
+    </w:p>
+    <w:p>
+      <w:pPr>
+        <w:spacing w:after="20" w:before="0"/>
+      </w:pPr>
+      <w:r>
+        <w:t xml:space="preserve">     150% = 150 ÷ 100 = 1.5, and 150/100 simplifies to 3/2. It is more than one whole, so the decimal is greater than 1.</w:t>
       </w:r>
     </w:p>
     <w:p>
@@ -1529,19 +1826,31 @@
         <w:spacing w:after="80" w:before="0"/>
       </w:pPr>
       <w:r>
-        <w:t xml:space="preserve">     150% = 150/100 = 1.5.</w:t>
-      </w:r>
-    </w:p>
-    <w:p>
-      <w:pPr>
-        <w:spacing w:after="40" w:before="0"/>
-      </w:pPr>
-      <w:r>
-        <w:rPr>
-          <w:b/>
-          <w:bCs/>
-        </w:rPr>
-        <w:t xml:space="preserve">7. A. 0.005</w:t>
+        <w:rPr>
+          <w:i/>
+          <w:iCs/>
+        </w:rPr>
+        <w:t xml:space="preserve">     Watch for: A common mistake in Percents Greater Than 100% and Less Than 1% is skipping the key idea: "To change any percent to a decimal, divide by 100 (move the decimal point two places to the left)." — always check your work against this rule before you submit.</w:t>
+      </w:r>
+    </w:p>
+    <w:p>
+      <w:pPr>
+        <w:spacing w:after="40" w:before="0"/>
+      </w:pPr>
+      <w:r>
+        <w:rPr>
+          <w:b/>
+          <w:bCs/>
+        </w:rPr>
+        <w:t xml:space="preserve">9. A. 0.005</w:t>
+      </w:r>
+    </w:p>
+    <w:p>
+      <w:pPr>
+        <w:spacing w:after="20" w:before="0"/>
+      </w:pPr>
+      <w:r>
+        <w:t xml:space="preserve">     0.5% = 0.5 ÷ 100 = 0.005. Because it is less than 1%, the decimal must be less than 0.01.</w:t>
       </w:r>
     </w:p>
     <w:p>
@@ -1549,19 +1858,31 @@
         <w:spacing w:after="80" w:before="0"/>
       </w:pPr>
       <w:r>
-        <w:t xml:space="preserve">     0.5% = 0.5/100 = 0.005.</w:t>
-      </w:r>
-    </w:p>
-    <w:p>
-      <w:pPr>
-        <w:spacing w:after="40" w:before="0"/>
-      </w:pPr>
-      <w:r>
-        <w:rPr>
-          <w:b/>
-          <w:bCs/>
-        </w:rPr>
-        <w:t xml:space="preserve">8. A. $48</w:t>
+        <w:rPr>
+          <w:i/>
+          <w:iCs/>
+        </w:rPr>
+        <w:t xml:space="preserve">     Watch for: A common mistake in Percents Greater Than 100% and Less Than 1% is skipping the key idea: "To change any percent to a decimal, divide by 100 (move the decimal point two places to the left)." — always check your work against this rule before you submit.</w:t>
+      </w:r>
+    </w:p>
+    <w:p>
+      <w:pPr>
+        <w:spacing w:after="40" w:before="0"/>
+      </w:pPr>
+      <w:r>
+        <w:rPr>
+          <w:b/>
+          <w:bCs/>
+        </w:rPr>
+        <w:t xml:space="preserve">10. A. About 20 mAh — a tiny sliver, almost empty</w:t>
+      </w:r>
+    </w:p>
+    <w:p>
+      <w:pPr>
+        <w:spacing w:after="20" w:before="0"/>
+      </w:pPr>
+      <w:r>
+        <w:t xml:space="preserve">     0.5% = 0.005, and 0.005 × 4,000 = 20 mAh. A percent less than 1% is a tiny part, so the phone is nearly dead.</w:t>
       </w:r>
     </w:p>
     <w:p>
@@ -1569,27 +1890,11 @@
         <w:spacing w:after="80" w:before="0"/>
       </w:pPr>
       <w:r>
-        <w:t xml:space="preserve">     120% of 40 = 1.2 × 40 = 48.</w:t>
-      </w:r>
-    </w:p>
-    <w:p>
-      <w:pPr>
-        <w:spacing w:after="40" w:before="0"/>
-      </w:pPr>
-      <w:r>
-        <w:rPr>
-          <w:b/>
-          <w:bCs/>
-        </w:rPr>
-        <w:t xml:space="preserve">9. A. 0.2%</w:t>
-      </w:r>
-    </w:p>
-    <w:p>
-      <w:pPr>
-        <w:spacing w:after="80" w:before="0"/>
-      </w:pPr>
-      <w:r>
-        <w:t xml:space="preserve">     0.2% = 0.002, smaller than 2% (0.02), 20% (0.2), and 0.2.</w:t>
+        <w:rPr>
+          <w:i/>
+          <w:iCs/>
+        </w:rPr>
+        <w:t xml:space="preserve">     Watch for: A common mistake in Percents Greater Than 100% and Less Than 1% is skipping the key idea: "To change any percent to a decimal, divide by 100 (move the decimal point two places to the left)." — always check your work against this rule before you submit.</w:t>
       </w:r>
     </w:p>
     <w:sectPr>

--- a/lessons/4-3/homework.docx
+++ b/lessons/4-3/homework.docx
@@ -1095,23 +1095,23 @@
         <w:spacing w:after="40" w:before="0"/>
       </w:pPr>
       <w:r>
-        <w:t xml:space="preserve">   Step 1 (Read): A student is working on Percents Greater Than 100% and Less Than 1%.</w:t>
-      </w:r>
-    </w:p>
-    <w:p>
-      <w:pPr>
-        <w:spacing w:after="40" w:before="0"/>
-      </w:pPr>
-      <w:r>
-        <w:t xml:space="preserve">   Step 2 (Attempt): They ignored the rule: To change any percent to a decimal, divide by 100 (move the decimal point two places to the left).</w:t>
-      </w:r>
-    </w:p>
-    <w:p>
-      <w:pPr>
-        <w:spacing w:after="40" w:before="0"/>
-      </w:pPr>
-      <w:r>
-        <w:t xml:space="preserve">   Step 3 (Check): The answer does not match the math rule from class.</w:t>
+        <w:t xml:space="preserve">   Step 1 (Read the problem): A rare item has a 0.8% drop chance. Write 0.8% as a decimal.</w:t>
+      </w:r>
+    </w:p>
+    <w:p>
+      <w:pPr>
+        <w:spacing w:after="40" w:before="0"/>
+      </w:pPr>
+      <w:r>
+        <w:t xml:space="preserve">   Step 2 (Attempt): The student divides 0.8 by 10 instead of 100, moving the decimal only one place.</w:t>
+      </w:r>
+    </w:p>
+    <w:p>
+      <w:pPr>
+        <w:spacing w:after="40" w:before="0"/>
+      </w:pPr>
+      <w:r>
+        <w:t xml:space="preserve">   Step 3 (Final answer): 0.8% = 0.08</w:t>
       </w:r>
     </w:p>
     <w:p>
@@ -1478,7 +1478,7 @@
           <w:i/>
           <w:iCs/>
         </w:rPr>
-        <w:t xml:space="preserve">     Watch for: A common mistake in Percents Greater Than 100% and Less Than 1% is skipping the key idea: "To change any percent to a decimal, divide by 100 (move the decimal point two places to the left)." — always check your work against this rule before you submit.</w:t>
+        <w:t xml:space="preserve">     Watch for: A common mistake in Percents Greater Than 100% and Less Than 1% is treating every percent-to-decimal conversion the same way regardless of size — for example, writing 150% as 0.15 (as if it were an ordinary under-100% percent) instead of 1.5, or writing 0.5% as 0.5 (forgetting to divide by 100 at all) instead of 0.005. Before finalizing an answer, check that the decimal for any percent over 100% is greater than 1, and the decimal for any percent under 1% is less than 0.01.</w:t>
       </w:r>
     </w:p>
     <w:p>
@@ -1510,7 +1510,7 @@
           <w:i/>
           <w:iCs/>
         </w:rPr>
-        <w:t xml:space="preserve">     Watch for: A common mistake in Percents Greater Than 100% and Less Than 1% is skipping the key idea: "To change any percent to a decimal, divide by 100 (move the decimal point two places to the left)." — always check your work against this rule before you submit.</w:t>
+        <w:t xml:space="preserve">     Watch for: A common mistake in Percents Greater Than 100% and Less Than 1% is treating every percent-to-decimal conversion the same way regardless of size — for example, writing 150% as 0.15 (as if it were an ordinary under-100% percent) instead of 1.5, or writing 0.5% as 0.5 (forgetting to divide by 100 at all) instead of 0.005. Before finalizing an answer, check that the decimal for any percent over 100% is greater than 1, and the decimal for any percent under 1% is less than 0.01.</w:t>
       </w:r>
     </w:p>
     <w:p>
@@ -1610,7 +1610,7 @@
           <w:i/>
           <w:iCs/>
         </w:rPr>
-        <w:t xml:space="preserve">     Watch for: A common mistake in Percents Greater Than 100% and Less Than 1% is skipping the key idea: "To change any percent to a decimal, divide by 100 (move the decimal point two places to the left)." — always check your work against this rule before you submit.</w:t>
+        <w:t xml:space="preserve">     Watch for: A common mistake in Percents Greater Than 100% and Less Than 1% is treating every percent-to-decimal conversion the same way regardless of size — for example, writing 150% as 0.15 (as if it were an ordinary under-100% percent) instead of 1.5, or writing 0.5% as 0.5 (forgetting to divide by 100 at all) instead of 0.005. Before finalizing an answer, check that the decimal for any percent over 100% is greater than 1, and the decimal for any percent under 1% is less than 0.01.</w:t>
       </w:r>
     </w:p>
     <w:p>
@@ -1706,7 +1706,7 @@
         <w:spacing w:after="20" w:before="0"/>
       </w:pPr>
       <w:r>
-        <w:t xml:space="preserve">     Correct work: Follow the key idea: To change any percent to a decimal, divide by 100 (move the decimal point two places to the left).</w:t>
+        <w:t xml:space="preserve">     Correct work: To change a percent to a decimal, always divide by 100 — move the decimal point TWO places to the left, not one. 0.8 ÷ 100 = 0.008. So 0.8% = 0.008, which is far less than 1% (0.01), matching the tiny drop chance in the problem.</w:t>
       </w:r>
     </w:p>
     <w:p>
@@ -1830,7 +1830,7 @@
           <w:i/>
           <w:iCs/>
         </w:rPr>
-        <w:t xml:space="preserve">     Watch for: A common mistake in Percents Greater Than 100% and Less Than 1% is skipping the key idea: "To change any percent to a decimal, divide by 100 (move the decimal point two places to the left)." — always check your work against this rule before you submit.</w:t>
+        <w:t xml:space="preserve">     Watch for: A common mistake in Percents Greater Than 100% and Less Than 1% is treating every percent-to-decimal conversion the same way regardless of size — for example, writing 150% as 0.15 (as if it were an ordinary under-100% percent) instead of 1.5, or writing 0.5% as 0.5 (forgetting to divide by 100 at all) instead of 0.005. Before finalizing an answer, check that the decimal for any percent over 100% is greater than 1, and the decimal for any percent under 1% is less than 0.01.</w:t>
       </w:r>
     </w:p>
     <w:p>
@@ -1862,7 +1862,7 @@
           <w:i/>
           <w:iCs/>
         </w:rPr>
-        <w:t xml:space="preserve">     Watch for: A common mistake in Percents Greater Than 100% and Less Than 1% is skipping the key idea: "To change any percent to a decimal, divide by 100 (move the decimal point two places to the left)." — always check your work against this rule before you submit.</w:t>
+        <w:t xml:space="preserve">     Watch for: A common mistake in Percents Greater Than 100% and Less Than 1% is treating every percent-to-decimal conversion the same way regardless of size — for example, writing 150% as 0.15 (as if it were an ordinary under-100% percent) instead of 1.5, or writing 0.5% as 0.5 (forgetting to divide by 100 at all) instead of 0.005. Before finalizing an answer, check that the decimal for any percent over 100% is greater than 1, and the decimal for any percent under 1% is less than 0.01.</w:t>
       </w:r>
     </w:p>
     <w:p>
@@ -1894,7 +1894,7 @@
           <w:i/>
           <w:iCs/>
         </w:rPr>
-        <w:t xml:space="preserve">     Watch for: A common mistake in Percents Greater Than 100% and Less Than 1% is skipping the key idea: "To change any percent to a decimal, divide by 100 (move the decimal point two places to the left)." — always check your work against this rule before you submit.</w:t>
+        <w:t xml:space="preserve">     Watch for: A common mistake in Percents Greater Than 100% and Less Than 1% is treating every percent-to-decimal conversion the same way regardless of size — for example, writing 150% as 0.15 (as if it were an ordinary under-100% percent) instead of 1.5, or writing 0.5% as 0.5 (forgetting to divide by 100 at all) instead of 0.005. Before finalizing an answer, check that the decimal for any percent over 100% is greater than 1, and the decimal for any percent under 1% is less than 0.01.</w:t>
       </w:r>
     </w:p>
     <w:sectPr>
